--- a/sample_data/گزارش-فروش-سه-ماهه-اول-1403.docx
+++ b/sample_data/گزارش-فروش-سه-ماهه-اول-1403.docx
@@ -12,7 +12,7 @@
     </w:p>
     <w:p>
       <w:r>
-        <w:t>گزارش فروش سه ماهه اول سال ۱۴۰۳ شرکت رُشن تجارت. این گزارش عملکرد فروش شرکت را در بازه زمانی فروردین تا خرداد ماه بررسی می‌کند.</w:t>
+        <w:t>گزارش فروش سه ماهه اول سال ۱۴۰۳ شرکت روشن تجارت. این گزارش عملکرد فروش شرکت را در بازه زمانی فروردین تا خرداد ماه بررسی می‌کند.</w:t>
       </w:r>
     </w:p>
     <w:p>
